--- a/HOSONHCS/HD.docx
+++ b/HOSONHCS/HD.docx
@@ -44,8 +44,8 @@
               </w:rPr>
               <w:t xml:space="preserve">CỘNG HOÀ XÃ HỘI CHỦ NGHĨA VIỆT </w:t>
             </w:r>
-            <w:smartTag w:uri="urn:schemas-microsoft-com:office:smarttags" w:element="place">
-              <w:smartTag w:uri="urn:schemas-microsoft-com:office:smarttags" w:element="State">
+            <w:smartTag w:uri="urn:schemas-microsoft-com:office:smarttags" w:element="State">
+              <w:smartTag w:uri="urn:schemas-microsoft-com:office:smarttags" w:element="place">
                 <w:r>
                   <w:rPr>
                     <w:b/>
@@ -161,7 +161,7 @@
                     </wp:anchor>
                   </w:drawing>
                 </mc:Choice>
-                <mc:Fallback xmlns:a="http://schemas.openxmlformats.org/drawingml/2006/main" xmlns:a14="http://schemas.microsoft.com/office/drawing/2010/main">
+                <mc:Fallback xmlns:a14="http://schemas.microsoft.com/office/drawing/2010/main" xmlns:a="http://schemas.openxmlformats.org/drawingml/2006/main">
                   <w:pict>
                     <v:line id="Line 60" style="position:absolute;z-index:251657728;visibility:visible;mso-wrap-style:square;mso-width-percent:0;mso-height-percent:0;mso-wrap-distance-left:9pt;mso-wrap-distance-top:0;mso-wrap-distance-right:9pt;mso-wrap-distance-bottom:0;mso-position-horizontal:absolute;mso-position-horizontal-relative:text;mso-position-vertical:absolute;mso-position-vertical-relative:text;mso-width-percent:0;mso-height-percent:0;mso-width-relative:page;mso-height-relative:page" o:spid="_x0000_s1026" o:gfxdata="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" from="153.75pt,5.25pt" to="268.2pt,5.25pt" w14:anchorId="121B2714"/>
                   </w:pict>
@@ -4441,7 +4441,6 @@
           <w:p>
             <w:pPr>
               <w:ind w:right="-108"/>
-              <w:jc w:val="center"/>
               <w:rPr>
                 <w:b/>
                 <w:bCs/>

--- a/HOSONHCS/HD.docx
+++ b/HOSONHCS/HD.docx
@@ -44,8 +44,8 @@
               </w:rPr>
               <w:t xml:space="preserve">CỘNG HOÀ XÃ HỘI CHỦ NGHĨA VIỆT </w:t>
             </w:r>
-            <w:smartTag w:uri="urn:schemas-microsoft-com:office:smarttags" w:element="State">
-              <w:smartTag w:uri="urn:schemas-microsoft-com:office:smarttags" w:element="place">
+            <w:smartTag w:uri="urn:schemas-microsoft-com:office:smarttags" w:element="place">
+              <w:smartTag w:uri="urn:schemas-microsoft-com:office:smarttags" w:element="State">
                 <w:r>
                   <w:rPr>
                     <w:b/>
@@ -80,7 +80,39 @@
                 <w:bCs/>
                 <w:lang w:val="pt-BR"/>
               </w:rPr>
-              <w:t>Độc lập - Tự do - Hanh phúc</w:t>
+              <w:t xml:space="preserve">Độc lập - Tự do </w:t>
+            </w:r>
+            <w:r>
+              <w:rPr>
+                <w:b/>
+                <w:bCs/>
+                <w:lang w:val="pt-BR"/>
+              </w:rPr>
+              <w:t>–</w:t>
+            </w:r>
+            <w:r>
+              <w:rPr>
+                <w:b/>
+                <w:bCs/>
+                <w:lang w:val="pt-BR"/>
+              </w:rPr>
+              <w:t xml:space="preserve"> H</w:t>
+            </w:r>
+            <w:r>
+              <w:rPr>
+                <w:b/>
+                <w:bCs/>
+                <w:lang w:val="pt-BR"/>
+              </w:rPr>
+              <w:t>ạ</w:t>
+            </w:r>
+            <w:r>
+              <w:rPr>
+                <w:b/>
+                <w:bCs/>
+                <w:lang w:val="pt-BR"/>
+              </w:rPr>
+              <w:t>nh phúc</w:t>
             </w:r>
           </w:p>
           <w:p>
@@ -161,7 +193,7 @@
                     </wp:anchor>
                   </w:drawing>
                 </mc:Choice>
-                <mc:Fallback xmlns:a14="http://schemas.microsoft.com/office/drawing/2010/main" xmlns:a="http://schemas.openxmlformats.org/drawingml/2006/main">
+                <mc:Fallback xmlns:a="http://schemas.openxmlformats.org/drawingml/2006/main" xmlns:a14="http://schemas.microsoft.com/office/drawing/2010/main">
                   <w:pict>
                     <v:line id="Line 60" style="position:absolute;z-index:251657728;visibility:visible;mso-wrap-style:square;mso-width-percent:0;mso-height-percent:0;mso-wrap-distance-left:9pt;mso-wrap-distance-top:0;mso-wrap-distance-right:9pt;mso-wrap-distance-bottom:0;mso-position-horizontal:absolute;mso-position-horizontal-relative:text;mso-position-vertical:absolute;mso-position-vertical-relative:text;mso-width-percent:0;mso-height-percent:0;mso-width-relative:page;mso-height-relative:page" o:spid="_x0000_s1026" o:gfxdata="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" from="153.75pt,5.25pt" to="268.2pt,5.25pt" w14:anchorId="121B2714"/>
                   </w:pict>
